--- a/courts/ninth-circuit/hawaii/state/state-tax-appeal-court/amicus-brief/usage/OUTPUT-amicus-brief.docx
+++ b/courts/ninth-circuit/hawaii/state/state-tax-appeal-court/amicus-brief/usage/OUTPUT-amicus-brief.docx
@@ -748,6 +748,10 @@
         <w:t xml:space="preserve">A.</w:t>
       </w:r>
       <w:r>
+        <w:rPr>
+          <w:b/>
+          <w:bCs/>
+        </w:rPr>
         <w:tab/>
       </w:r>
       <w:r>
@@ -870,6 +874,10 @@
         <w:t xml:space="preserve">B.</w:t>
       </w:r>
       <w:r>
+        <w:rPr>
+          <w:b/>
+          <w:bCs/>
+        </w:rPr>
         <w:tab/>
       </w:r>
       <w:r>
@@ -1113,6 +1121,10 @@
         <w:t xml:space="preserve">C.</w:t>
       </w:r>
       <w:r>
+        <w:rPr>
+          <w:b/>
+          <w:bCs/>
+        </w:rPr>
         <w:tab/>
       </w:r>
       <w:r>
@@ -1672,6 +1684,10 @@
         <w:t xml:space="preserve">D.</w:t>
       </w:r>
       <w:r>
+        <w:rPr>
+          <w:b/>
+          <w:bCs/>
+        </w:rPr>
         <w:tab/>
       </w:r>
       <w:r>
@@ -2254,7 +2270,7 @@
         <w:t xml:space="preserve"> </w:t>
       </w:r>
       <w:r>
-        <w:t xml:space="preserve">Available at https://​​www.​capitol.​hawaii.​gov/​​session2000/​​commreports/​​SB2946_CD1_SCCR110_.​htm.</w:t>
+        <w:t xml:space="preserve">Available at https://​www.​capitol.​hawaii.​gov/​session2000/​commreports/​SB2946_CD1_SCCR110_.​htm.</w:t>
       </w:r>
     </w:p>
   </w:footnote>
@@ -2273,7 +2289,7 @@
         <w:t xml:space="preserve"> </w:t>
       </w:r>
       <w:r>
-        <w:t xml:space="preserve">Available at https://​​www.​capitol.​hawaii.​gov/​​session2004/​​commreports/​​HB851_SD1_SSCR1366_.​htm.</w:t>
+        <w:t xml:space="preserve">Available at https://​www.​capitol.​hawaii.​gov/​session2004/​commreports/​HB851_SD1_SSCR1366_.​htm.</w:t>
       </w:r>
     </w:p>
   </w:footnote>
@@ -2292,13 +2308,7 @@
         <w:t xml:space="preserve"> </w:t>
       </w:r>
       <w:r>
-        <w:t xml:space="preserve">Available ar https://​​www.​capitol.​hawaii.​gov/​​session2004/​​commreports/​​HB851_CD1_CCR131</w:t>
-      </w:r>
-      <w:r>
-        <w:noBreakHyphen/>
-      </w:r>
-      <w:r>
-        <w:t xml:space="preserve">04_.​htm.</w:t>
+        <w:t xml:space="preserve">Available ar https://​www.​capitol.​hawaii.​gov/​session2004/​commreports/​HB851_CD1_CCR131-⁠04_.​htm.</w:t>
       </w:r>
     </w:p>
   </w:footnote>
@@ -3188,6 +3198,33 @@
     <w:pPr>
       <w:spacing w:before="0" w:after="0" w:line="276" w:lineRule="exact"/>
       <w:ind w:left="2160" w:hanging="720"/>
+    </w:pPr>
+  </w:style>
+  <w:style w:type="paragraph" w:customStyle="1" w:styleId="XdQuoteList1">
+    <w:name w:val="Xd Quote List 1"/>
+    <w:basedOn w:val="Normal"/>
+    <w:qFormat/>
+    <w:pPr>
+      <w:spacing w:before="0" w:after="0" w:line="276" w:lineRule="exact"/>
+      <w:ind w:left="1440" w:right="720" w:hanging="720"/>
+    </w:pPr>
+  </w:style>
+  <w:style w:type="paragraph" w:customStyle="1" w:styleId="XdQuoteList2">
+    <w:name w:val="Xd Quote List 2"/>
+    <w:basedOn w:val="Normal"/>
+    <w:qFormat/>
+    <w:pPr>
+      <w:spacing w:before="0" w:after="0" w:line="276" w:lineRule="exact"/>
+      <w:ind w:left="2160" w:right="720" w:hanging="720"/>
+    </w:pPr>
+  </w:style>
+  <w:style w:type="paragraph" w:customStyle="1" w:styleId="XdQuoteList3">
+    <w:name w:val="Xd Quote List 3"/>
+    <w:basedOn w:val="Normal"/>
+    <w:qFormat/>
+    <w:pPr>
+      <w:spacing w:before="0" w:after="0" w:line="276" w:lineRule="exact"/>
+      <w:ind w:left="2880" w:right="720" w:hanging="720"/>
     </w:pPr>
   </w:style>
   <w:style w:type="paragraph" w:customStyle="1" w:styleId="XdQuote">

--- a/courts/ninth-circuit/hawaii/state/state-tax-appeal-court/amicus-brief/usage/OUTPUT-amicus-brief.docx
+++ b/courts/ninth-circuit/hawaii/state/state-tax-appeal-court/amicus-brief/usage/OUTPUT-amicus-brief.docx
@@ -155,9 +155,7 @@
               <w:t xml:space="preserve"> </w:t>
             </w:r>
             <w:r>
-              <w:t xml:space="preserve">536</w:t>
-              <w:noBreakHyphen/>
-              <w:t xml:space="preserve">4587</w:t>
+              <w:t xml:space="preserve">536-⁠4587</w:t>
             </w:r>
           </w:p>
           <w:p>
@@ -179,9 +177,7 @@
               <w:t xml:space="preserve"> </w:t>
             </w:r>
             <w:r>
-              <w:t xml:space="preserve">536</w:t>
-              <w:noBreakHyphen/>
-              <w:t xml:space="preserve">4588</w:t>
+              <w:t xml:space="preserve">536-⁠4588</w:t>
             </w:r>
           </w:p>
           <w:p>
@@ -582,11 +578,7 @@
               <w:t xml:space="preserve"> </w:t>
             </w:r>
             <w:r>
-              <w:t xml:space="preserve">1CTX</w:t>
-              <w:noBreakHyphen/>
-              <w:t xml:space="preserve">21</w:t>
-              <w:noBreakHyphen/>
-              <w:t xml:space="preserve">0000001</w:t>
+              <w:t xml:space="preserve">1CTX-⁠21-⁠0000001</w:t>
             </w:r>
           </w:p>
           <w:p>
@@ -709,19 +701,7 @@
         <w:pStyle w:val="BodyText"/>
       </w:pPr>
       <w:r>
-        <w:t xml:space="preserve">The grounds for the Department’s assertion, however, are dubious. The Department avers that the Final Notice of Personal Liability under section 237</w:t>
-      </w:r>
-      <w:r>
-        <w:noBreakHyphen/>
-      </w:r>
-      <w:r>
-        <w:t xml:space="preserve">41.5, HRS, was not notice of an “assessment.” It argues that without an assessment, section 237</w:t>
-      </w:r>
-      <w:r>
-        <w:noBreakHyphen/>
-      </w:r>
-      <w:r>
-        <w:t xml:space="preserve">42, HRS, cannot apply, and this Court lacks jurisdiction over the appeal from that notice.</w:t>
+        <w:t xml:space="preserve">The grounds for the Department’s assertion, however, are dubious. The Department avers that the Final Notice of Personal Liability under section 237-⁠41.5, HRS, was not notice of an “assessment.” It argues that without an assessment, section 237-⁠42, HRS, cannot apply, and this Court lacks jurisdiction over the appeal from that notice.</w:t>
       </w:r>
     </w:p>
     <w:p>
@@ -1064,13 +1044,7 @@
         <w:pStyle w:val="BodyText"/>
       </w:pPr>
       <w:r>
-        <w:t xml:space="preserve">The General Excise Tax Law is consistent with that formulation, providing a period of limitation of three years after the filing or due date of the return within which the department must assess, and then a limitation period of fifteen years after assessment beyond which the Department is prohibited from collection action. Section 237</w:t>
-      </w:r>
-      <w:r>
-        <w:noBreakHyphen/>
-      </w:r>
-      <w:r>
-        <w:t xml:space="preserve">40(a), HRS.</w:t>
+        <w:t xml:space="preserve">The General Excise Tax Law is consistent with that formulation, providing a period of limitation of three years after the filing or due date of the return within which the department must assess, and then a limitation period of fifteen years after assessment beyond which the Department is prohibited from collection action. Section 237-⁠40(a), HRS.</w:t>
       </w:r>
     </w:p>
     <w:p>
@@ -1078,31 +1052,7 @@
         <w:pStyle w:val="BodyText"/>
       </w:pPr>
       <w:r>
-        <w:t xml:space="preserve">Under this definition, this Appellant has been assessed. Before any official action by the Department, Ms. Parry was not listed as owing the State of Hawaii any part of Kailua Print Shop’s obligations. The Final Notice of Personal Liability, Exhibit A to the State’s Motion, recites, “A determination has been made in accordance with sections 237</w:t>
-      </w:r>
-      <w:r>
-        <w:noBreakHyphen/>
-      </w:r>
-      <w:r>
-        <w:t xml:space="preserve">41.5, Hawaii Revised Statutes, that you are personally liable for General Excise Tax of KAILUA PRINT SHOP L.L.C.,” and the Appellant is listed as owing the State $79,596.16. Whether the circumstances leading to the assessment fit neatly in the boxes described in sections 237</w:t>
-      </w:r>
-      <w:r>
-        <w:noBreakHyphen/>
-      </w:r>
-      <w:r>
-        <w:t xml:space="preserve">36, 237</w:t>
-      </w:r>
-      <w:r>
-        <w:noBreakHyphen/>
-      </w:r>
-      <w:r>
-        <w:t xml:space="preserve">38, or 237</w:t>
-      </w:r>
-      <w:r>
-        <w:noBreakHyphen/>
-      </w:r>
-      <w:r>
-        <w:t xml:space="preserve">39, HRS, is of no consequence. This Appellant has become a debtor by official action of the Department. That official action is an assessment.</w:t>
+        <w:t xml:space="preserve">Under this definition, this Appellant has been assessed. Before any official action by the Department, Ms. Parry was not listed as owing the State of Hawaii any part of Kailua Print Shop’s obligations. The Final Notice of Personal Liability, Exhibit A to the State’s Motion, recites, “A determination has been made in accordance with sections 237-⁠41.5, Hawaii Revised Statutes, that you are personally liable for General Excise Tax of KAILUA PRINT SHOP L.L.C.,” and the Appellant is listed as owing the State $79,596.16. Whether the circumstances leading to the assessment fit neatly in the boxes described in sections 237-⁠36, 237-⁠38, or 237-⁠39, HRS, is of no consequence. This Appellant has become a debtor by official action of the Department. That official action is an assessment.</w:t>
       </w:r>
     </w:p>
     <w:p>
@@ -1258,9 +1208,7 @@
           <w:b/>
           <w:bCs/>
         </w:rPr>
-        <w:t xml:space="preserve">237</w:t>
-        <w:noBreakHyphen/>
-        <w:t xml:space="preserve">42,</w:t>
+        <w:t xml:space="preserve">237-⁠42,</w:t>
       </w:r>
       <w:r>
         <w:rPr>
@@ -1513,13 +1461,7 @@
         <w:pStyle w:val="BodyText"/>
       </w:pPr>
       <w:r>
-        <w:t xml:space="preserve">When section 237</w:t>
-      </w:r>
-      <w:r>
-        <w:noBreakHyphen/>
-      </w:r>
-      <w:r>
-        <w:t xml:space="preserve">42, HRS, was amended in 2000, the Conference Committee stated the policy behind the amendment:</w:t>
+        <w:t xml:space="preserve">When section 237-⁠42, HRS, was amended in 2000, the Conference Committee stated the policy behind the amendment:</w:t>
       </w:r>
     </w:p>
     <w:p>
@@ -1779,9 +1721,7 @@
           <w:b/>
           <w:bCs/>
         </w:rPr>
-        <w:t xml:space="preserve">237</w:t>
-        <w:noBreakHyphen/>
-        <w:t xml:space="preserve">41.5</w:t>
+        <w:t xml:space="preserve">237-⁠41.5</w:t>
       </w:r>
       <w:r>
         <w:rPr>
@@ -1859,13 +1799,7 @@
         <w:pStyle w:val="BodyText"/>
       </w:pPr>
       <w:r>
-        <w:t xml:space="preserve">Most of chapter 237, HRS, is devoted to imposing liability on taxpayers, and action to collect that liability generally requires that a taxpayer first be assessed and given appeal rights. The State argues that section 237</w:t>
-      </w:r>
-      <w:r>
-        <w:noBreakHyphen/>
-      </w:r>
-      <w:r>
-        <w:t xml:space="preserve">41.5, HRS, somehow creates liability differently from the rest of chapter 237, but its arguments are not convincing.</w:t>
+        <w:t xml:space="preserve">Most of chapter 237, HRS, is devoted to imposing liability on taxpayers, and action to collect that liability generally requires that a taxpayer first be assessed and given appeal rights. The State argues that section 237-⁠41.5, HRS, somehow creates liability differently from the rest of chapter 237, but its arguments are not convincing.</w:t>
       </w:r>
     </w:p>
     <w:p>
@@ -1873,13 +1807,7 @@
         <w:pStyle w:val="BodyText"/>
       </w:pPr>
       <w:r>
-        <w:t xml:space="preserve">The State points to section 232</w:t>
-      </w:r>
-      <w:r>
-        <w:noBreakHyphen/>
-      </w:r>
-      <w:r>
-        <w:t xml:space="preserve">1, HRS, which gives appeal rights to a person contractually liable for a taxpayer’s tax, and notes that in that situation no assessment is required against the indemnitor. Of course not; the contract creates that liability. No such contract has been alleged to exist here.</w:t>
+        <w:t xml:space="preserve">The State points to section 232-⁠1, HRS, which gives appeal rights to a person contractually liable for a taxpayer’s tax, and notes that in that situation no assessment is required against the indemnitor. Of course not; the contract creates that liability. No such contract has been alleged to exist here.</w:t>
       </w:r>
     </w:p>
     <w:p>
@@ -1887,19 +1815,7 @@
         <w:pStyle w:val="BodyText"/>
       </w:pPr>
       <w:r>
-        <w:t xml:space="preserve">The State then points to section 235</w:t>
-      </w:r>
-      <w:r>
-        <w:noBreakHyphen/>
-      </w:r>
-      <w:r>
-        <w:t xml:space="preserve">64(b), HRS, which expressly gives the Department the ability to assess responsible persons of employers with respect to withholding taxes unpaid by the employers. It reasons that because section 237</w:t>
-      </w:r>
-      <w:r>
-        <w:noBreakHyphen/>
-      </w:r>
-      <w:r>
-        <w:t xml:space="preserve">41.5, HRS, contains no comparable assessment language, the omission must have been legislatively intended and the intent must be given effect. In that argument it grossly misstates</w:t>
+        <w:t xml:space="preserve">The State then points to section 235-⁠64(b), HRS, which expressly gives the Department the ability to assess responsible persons of employers with respect to withholding taxes unpaid by the employers. It reasons that because section 237-⁠41.5, HRS, contains no comparable assessment language, the omission must have been legislatively intended and the intent must be given effect. In that argument it grossly misstates</w:t>
       </w:r>
       <w:r>
         <w:t xml:space="preserve"> </w:t>
@@ -1928,19 +1844,7 @@
         <w:t xml:space="preserve"> </w:t>
       </w:r>
       <w:r>
-        <w:t xml:space="preserve">Here, the State seeks to compare sections 237</w:t>
-      </w:r>
-      <w:r>
-        <w:noBreakHyphen/>
-      </w:r>
-      <w:r>
-        <w:t xml:space="preserve">41.5 and 235</w:t>
-      </w:r>
-      <w:r>
-        <w:noBreakHyphen/>
-      </w:r>
-      <w:r>
-        <w:t xml:space="preserve">68, HRS. However, the comparison is not with language stated or omitted in the same Act, but language enacted decades after the alleged comparable statute and in an altogether different taxing chapter.</w:t>
+        <w:t xml:space="preserve">Here, the State seeks to compare sections 237-⁠41.5 and 235-⁠68, HRS. However, the comparison is not with language stated or omitted in the same Act, but language enacted decades after the alleged comparable statute and in an altogether different taxing chapter.</w:t>
       </w:r>
     </w:p>
     <w:p>
@@ -1948,19 +1852,7 @@
         <w:pStyle w:val="BodyText"/>
       </w:pPr>
       <w:r>
-        <w:t xml:space="preserve">Finally, the Department characterizes section 237</w:t>
-      </w:r>
-      <w:r>
-        <w:noBreakHyphen/>
-      </w:r>
-      <w:r>
-        <w:t xml:space="preserve">41.5, HRS, as merely collection of a preexisting debt. There is, however, more to the determination of personal liability. Under section 237</w:t>
-      </w:r>
-      <w:r>
-        <w:noBreakHyphen/>
-      </w:r>
-      <w:r>
-        <w:t xml:space="preserve">41.5(b), HRS, the person to be charged must have control or supervision over amounts of income collected, and the person must have wilfully failed to pay, or cause to be paid, taxes due from the taxpayer while having that control or supervision. Because these factual predicates must be established, liability under this section cannot be characterized as simply an act of collection against a preexisting liability such as the mere enforcement of a guaranty by, or a debt assumed by, the Appellant.</w:t>
+        <w:t xml:space="preserve">Finally, the Department characterizes section 237-⁠41.5, HRS, as merely collection of a preexisting debt. There is, however, more to the determination of personal liability. Under section 237-⁠41.5(b), HRS, the person to be charged must have control or supervision over amounts of income collected, and the person must have wilfully failed to pay, or cause to be paid, taxes due from the taxpayer while having that control or supervision. Because these factual predicates must be established, liability under this section cannot be characterized as simply an act of collection against a preexisting liability such as the mere enforcement of a guaranty by, or a debt assumed by, the Appellant.</w:t>
       </w:r>
     </w:p>
     <w:p>
@@ -2948,7 +2840,7 @@
     <w:qFormat/>
     <w:pPr>
       <w:keepLines/>
-      <w:spacing w:before="0" w:after="120" w:line="276" w:lineRule="exact"/>
+      <w:spacing w:before="26" w:after="120" w:line="276" w:lineRule="exact"/>
     </w:pPr>
     <w:rPr>
       <w:sz w:val="24"/>
